--- a/cf/jm/u/files/u028.docx
+++ b/cf/jm/u/files/u028.docx
@@ -20,7 +20,7 @@
     </w:p>
     <w:p>
       <w:r>
-        <w:t>請針對每個題目，把答案填在「回答：」後面（越具體越好）；填好後請放回您的部門資料夾即可，不需回信。</w:t>
+        <w:t>這份問卷是想更了解您的實際作業，好把您的 AI 助理做得更貼近需求。第一部分請把答案填在「回答：」後面（越具體越好）；第二部分只是先讓您了解，之後用的時候再一起調整，不用現在填。填好後放回您的部門資料夾即可，不需回信。</w:t>
       </w:r>
     </w:p>
     <w:p>
@@ -32,8 +32,16 @@
       </w:r>
     </w:p>
     <w:p>
+      <w:pPr>
+        <w:pStyle w:val="Heading2"/>
+      </w:pPr>
       <w:r>
-        <w:t>1. 各部門報告是怎麼進來——email 內文、Word 附件、還是混合？來源穩定嗎？</w:t>
+        <w:t>一、請您提供或確認的事情</w:t>
+      </w:r>
+    </w:p>
+    <w:p>
+      <w:r>
+        <w:t>1. 你要彙整的是主管會議記錄，來源是各部門用 email 內文或 word 附件送來的報告事項嗎？先給我幾封範例。</w:t>
       </w:r>
     </w:p>
     <w:p>
@@ -43,7 +51,7 @@
     </w:p>
     <w:p>
       <w:r>
-        <w:t>2. 會議記錄要依「議程」還是「部門」歸納？固定章節有哪些（決議追蹤/各部門報告/討論決議/臨時動議）？</w:t>
+        <w:t>2. 會議記錄的正式範本和幾份過去的紀錄給我，讓它照你們的章節結構和用語整理。</w:t>
       </w:r>
     </w:p>
     <w:p>
@@ -53,7 +61,7 @@
     </w:p>
     <w:p>
       <w:r>
-        <w:t>3. 上次會議決議的追蹤要不要帶進來？從哪裡取得未結案項目？</w:t>
+        <w:t>3. 報告要分成「報告事項」「討論／決議事項」「待辦追蹤」這幾塊嗎？各部門報告怎麼歸類？</w:t>
       </w:r>
     </w:p>
     <w:p>
@@ -63,7 +71,7 @@
     </w:p>
     <w:p>
       <w:r>
-        <w:t>4. 決議、待辦、負責人、期限這些關鍵資訊 AI 該如何處理——只彙整不臆造、缺漏標待補？</w:t>
+        <w:t>4. 「報告事項」和「決議事項」要怎麼區分，才不會讓 AI 把單純報告誤當成決議？</w:t>
       </w:r>
     </w:p>
     <w:p>
@@ -73,7 +81,7 @@
     </w:p>
     <w:p>
       <w:r>
-        <w:t>5. 記錄草稿完成後要 email 給哪些主管、存到 R:\31013-主管會議，格式（Word）固定嗎？</w:t>
+        <w:t>5. 決議是主管當場定的，AI 是不是決議欄一律留白、標「待會中確認」讓你補？</w:t>
       </w:r>
     </w:p>
     <w:p>
@@ -83,12 +91,45 @@
     </w:p>
     <w:p>
       <w:r>
-        <w:t>6. 各部門慣用的報告格式差異大嗎？需要建對照或統一擷取重點的方式嗎？</w:t>
+        <w:t>6. 整理好的會議記錄要寄給誰、存哪裡？（存 R:\31013-主管會議）</w:t>
       </w:r>
     </w:p>
     <w:p>
       <w:r>
         <w:t>回答：</w:t>
+      </w:r>
+    </w:p>
+    <w:p>
+      <w:pPr>
+        <w:pStyle w:val="Heading2"/>
+      </w:pPr>
+      <w:r>
+        <w:t>二、要用了之後、跟 AI 一起調整的事情（先了解即可，不用現在填）</w:t>
+      </w:r>
+    </w:p>
+    <w:p>
+      <w:r>
+        <w:t>• 上線先拿幾份真實部門報告試跑，看它彙整的報告事項、待辦追蹤完不完整，漏的回饋讓它補。</w:t>
+      </w:r>
+    </w:p>
+    <w:p>
+      <w:r>
+        <w:t>• 它不會幫你編決議，決議欄留白讓你依會議實況填，這點是刻意設計、別讓它自己寫。</w:t>
+      </w:r>
+    </w:p>
+    <w:p>
+      <w:r>
+        <w:t>• 某部門只給一句話時它會照實彙整並標「待補」，不會幫你腦補進度數字。</w:t>
+      </w:r>
+    </w:p>
+    <w:p>
+      <w:r>
+        <w:t>• 把常用的報告格式和會議記錄範本多餵幾份，讓它整理得更貼近你們慣用寫法。</w:t>
+      </w:r>
+    </w:p>
+    <w:p>
+      <w:r>
+        <w:t>• 覺得待辦追蹤表的欄位或章節排法要調，直接說，它會照你要的版型改。</w:t>
       </w:r>
     </w:p>
     <w:p/>
@@ -101,8 +142,16 @@
       </w:r>
     </w:p>
     <w:p>
+      <w:pPr>
+        <w:pStyle w:val="Heading2"/>
+      </w:pPr>
       <w:r>
-        <w:t>1. 簡報要更新哪些章節（公司簡介/製程能力/產品實績/客戶認證）？固定架構是什麼？</w:t>
+        <w:t>一、請您提供或確認的事情</w:t>
+      </w:r>
+    </w:p>
+    <w:p>
+      <w:r>
+        <w:t>1. 你要維護的是公司簡報，來源是即時拍的產品照片加上你寫的文字說明嗎？先給我幾組範例。</w:t>
       </w:r>
     </w:p>
     <w:p>
@@ -112,7 +161,7 @@
     </w:p>
     <w:p>
       <w:r>
-        <w:t>2. 輸入是即時拍的產品照片＋文字說明嗎？照片與文字如何對應（誰是哪張圖的圖說）？</w:t>
+        <w:t>2. 公司簡報的正式架構和既有文案給我，讓它照你們的章節（公司簡介、製程能力、產品實績、客戶認證…）整理。</w:t>
       </w:r>
     </w:p>
     <w:p>
@@ -122,7 +171,7 @@
     </w:p>
     <w:p>
       <w:r>
-        <w:t>3. 產品規格、客戶名稱有沒有列示原則（客戶要不要具名、需不需要授權）？</w:t>
+        <w:t>3. 客戶名稱和認證哪些可以對外列、哪些要匿名或不能列？這份揭露原則一定要講清楚。</w:t>
       </w:r>
     </w:p>
     <w:p>
@@ -132,7 +181,7 @@
     </w:p>
     <w:p>
       <w:r>
-        <w:t>4. 每頁要的是「標題＋條列要點＋圖說」草稿，實際 PPT 排版由秘書做，這個分工確認嗎？</w:t>
+        <w:t>4. 產品照片要怎麼對應到產品？（照片命名規則）先講清楚哪張照片是哪個產品。</w:t>
       </w:r>
     </w:p>
     <w:p>
@@ -142,7 +191,7 @@
     </w:p>
     <w:p>
       <w:r>
-        <w:t>5. 規格/客戶名稱缺漏或不確定時標「待補」而非臆造，這點認可嗎？</w:t>
+        <w:t>5. 規格數據哪些可以公開？AI 是不是一律照你給的資料寫、不能自己臆造或誇大？</w:t>
       </w:r>
     </w:p>
     <w:p>
@@ -152,12 +201,45 @@
     </w:p>
     <w:p>
       <w:r>
-        <w:t>6. 更新後要 email 通知業務部並存 R:\31014-公司簡報，通知格式固定嗎？</w:t>
+        <w:t>6. 簡報更新後要通知誰、存哪裡？（通知業務部、存 R:\31014-公司簡報）</w:t>
       </w:r>
     </w:p>
     <w:p>
       <w:r>
         <w:t>回答：</w:t>
+      </w:r>
+    </w:p>
+    <w:p>
+      <w:pPr>
+        <w:pStyle w:val="Heading2"/>
+      </w:pPr>
+      <w:r>
+        <w:t>二、要用了之後、跟 AI 一起調整的事情（先了解即可，不用現在填）</w:t>
+      </w:r>
+    </w:p>
+    <w:p>
+      <w:r>
+        <w:t>• 上線先給它幾張真實產品照和說明試跑，看它整理的投影片標題、要點、圖說合不合用，不對就回饋讓它改。</w:t>
+      </w:r>
+    </w:p>
+    <w:p>
+      <w:r>
+        <w:t>• 客戶名稱、認證、規格對外要精確，它只照你給的資料寫，發現它想多列或誇大一定糾正（零容忍）。</w:t>
+      </w:r>
+    </w:p>
+    <w:p>
+      <w:r>
+        <w:t>• EgentHub 不會直接產 ppt，它出的是文字草稿，你再貼進簡報排版定稿。</w:t>
+      </w:r>
+    </w:p>
+    <w:p>
+      <w:r>
+        <w:t>• 照片看不清或資料沒給的，它會標「待補」不亂編規格，你再補齊。</w:t>
+      </w:r>
+    </w:p>
+    <w:p>
+      <w:r>
+        <w:t>• 覺得投影片內容的要點數量或圖說寫法要調，直接說，它會照你要的改。</w:t>
       </w:r>
     </w:p>
     <w:p/>
